--- a/spa/docx/012.content.docx
+++ b/spa/docx/012.content.docx
@@ -224,18 +224,12 @@
         </w:rPr>
         <w:t xml:space="preserve">, se refieren al conjunto de instrucciones que Dios ha dado al pueblo de </w:t>
       </w:r>
-      <w:hyperlink r:id="rId13">
-        <w:r>
-          <w:rPr>
-            <w:lang w:val="es_ES" w:bidi="es_ES"/>
-          </w:rPr>
-          <w:rPr>
-            <w:color w:val="0000EE"/>
-            <w:u w:val="single"/>
-          </w:rPr>
-          <w:t>Israel</w:t>
-        </w:r>
-      </w:hyperlink>
+      <w:r>
+        <w:rPr>
+          <w:lang w:val="es_ES" w:bidi="es_ES"/>
+        </w:rPr>
+        <w:t>Israel</w:t>
+      </w:r>
       <w:r>
         <w:rPr>
           <w:lang w:val="es_ES" w:bidi="es_ES"/>
@@ -269,18 +263,12 @@
         </w:rPr>
         <w:t xml:space="preserve">Una ley es una regla, o un conjunto de reglas que las personas tienen que cumplir. El término original que traducimos como “ley” en la Biblia es un término que las personas pueden usar en entornos legales cuando alguien viola una ley de un país. Si alguien no cumple una regla, decimos que viola la ley. Dios les dijo a las personas a través de Moisés que si respetaban la ley de Dios, Dios los </w:t>
       </w:r>
-      <w:hyperlink r:id="rId14">
-        <w:r>
-          <w:rPr>
-            <w:lang w:val="es_ES" w:bidi="es_ES"/>
-          </w:rPr>
-          <w:rPr>
-            <w:color w:val="0000EE"/>
-            <w:u w:val="single"/>
-          </w:rPr>
-          <w:t>bendeciría</w:t>
-        </w:r>
-      </w:hyperlink>
+      <w:r>
+        <w:rPr>
+          <w:lang w:val="es_ES" w:bidi="es_ES"/>
+        </w:rPr>
+        <w:t>bendeciría</w:t>
+      </w:r>
       <w:r>
         <w:rPr>
           <w:lang w:val="es_ES" w:bidi="es_ES"/>
@@ -316,7 +304,6 @@
       </w:r>
       <w:r>
         <w:rPr>
-          <w:b/>
           <w:lang w:val="es_ES" w:bidi="es_ES"/>
         </w:rPr>
         <w:t>mandamientos</w:t>
@@ -343,22 +330,21 @@
       </w:r>
       <w:r>
         <w:rPr>
+          <w:lang w:val="es_ES" w:bidi="es_ES"/>
+        </w:rPr>
+        <w:t>judíos</w:t>
+      </w:r>
+      <w:r>
+        <w:rPr>
+          <w:lang w:val="es_ES" w:bidi="es_ES"/>
+        </w:rPr>
+        <w:t xml:space="preserve"> llamaban a estos libros juntos “la ley”, aunque no todo lo que está en estos libros tiene que ver con la ley. A veces, cuando los judíos hablaban de “la ley”, incluso se referían </w:t>
+      </w:r>
+      <w:r>
+        <w:rPr>
           <w:b/>
           <w:lang w:val="es_ES" w:bidi="es_ES"/>
         </w:rPr>
-        <w:t>judíos</w:t>
-      </w:r>
-      <w:r>
-        <w:rPr>
-          <w:lang w:val="es_ES" w:bidi="es_ES"/>
-        </w:rPr>
-        <w:t xml:space="preserve"> llamaban a estos libros juntos “la ley”, aunque no todo lo que está en estos libros tiene que ver con la ley. A veces, cuando los judíos hablaban de “la ley”, incluso se referían </w:t>
-      </w:r>
-      <w:r>
-        <w:rPr>
-          <w:b/>
-          <w:lang w:val="es_ES" w:bidi="es_ES"/>
-        </w:rPr>
         <w:t>a todos</w:t>
       </w:r>
       <w:r>
@@ -367,18 +353,12 @@
         </w:rPr>
         <w:t xml:space="preserve"> los libros de las </w:t>
       </w:r>
-      <w:hyperlink r:id="rId15">
-        <w:r>
-          <w:rPr>
-            <w:lang w:val="es_ES" w:bidi="es_ES"/>
-          </w:rPr>
-          <w:rPr>
-            <w:color w:val="0000EE"/>
-            <w:u w:val="single"/>
-          </w:rPr>
-          <w:t>Escrituras</w:t>
-        </w:r>
-      </w:hyperlink>
+      <w:r>
+        <w:rPr>
+          <w:lang w:val="es_ES" w:bidi="es_ES"/>
+        </w:rPr>
+        <w:t>Escrituras</w:t>
+      </w:r>
       <w:r>
         <w:rPr>
           <w:lang w:val="es_ES" w:bidi="es_ES"/>
@@ -521,18 +501,12 @@
         </w:rPr>
         <w:t xml:space="preserve"> era un gran grupo de soldados romanos, con más de seis mil soldados. En el pasaje donde un </w:t>
       </w:r>
-      <w:hyperlink r:id="rId16">
-        <w:r>
-          <w:rPr>
-            <w:lang w:val="es_ES" w:bidi="es_ES"/>
-          </w:rPr>
-          <w:rPr>
-            <w:color w:val="0000EE"/>
-            <w:u w:val="single"/>
-          </w:rPr>
-          <w:t>demonio</w:t>
-        </w:r>
-      </w:hyperlink>
+      <w:r>
+        <w:rPr>
+          <w:lang w:val="es_ES" w:bidi="es_ES"/>
+        </w:rPr>
+        <w:t>demonio</w:t>
+      </w:r>
       <w:r>
         <w:rPr>
           <w:lang w:val="es_ES" w:bidi="es_ES"/>
@@ -621,18 +595,12 @@
         </w:rPr>
         <w:t xml:space="preserve">Aunque muchas traducciones de la Biblia usan la palabra lepra o leproso, esta enfermedad probablemente no existía en </w:t>
       </w:r>
-      <w:hyperlink r:id="rId13">
-        <w:r>
-          <w:rPr>
-            <w:lang w:val="es_ES" w:bidi="es_ES"/>
-          </w:rPr>
-          <w:rPr>
-            <w:color w:val="0000EE"/>
-            <w:u w:val="single"/>
-          </w:rPr>
-          <w:t>Israel</w:t>
-        </w:r>
-      </w:hyperlink>
+      <w:r>
+        <w:rPr>
+          <w:lang w:val="es_ES" w:bidi="es_ES"/>
+        </w:rPr>
+        <w:t>Israel</w:t>
+      </w:r>
       <w:r>
         <w:rPr>
           <w:lang w:val="es_ES" w:bidi="es_ES"/>
@@ -655,7 +623,6 @@
       </w:r>
       <w:r>
         <w:rPr>
-          <w:b/>
           <w:lang w:val="es_ES" w:bidi="es_ES"/>
         </w:rPr>
         <w:t>impura</w:t>
@@ -666,18 +633,12 @@
         </w:rPr>
         <w:t xml:space="preserve">”; esto significa que esta persona era considerada no apta para </w:t>
       </w:r>
-      <w:hyperlink r:id="rId17">
-        <w:r>
-          <w:rPr>
-            <w:lang w:val="es_ES" w:bidi="es_ES"/>
-          </w:rPr>
-          <w:rPr>
-            <w:color w:val="0000EE"/>
-            <w:u w:val="single"/>
-          </w:rPr>
-          <w:t>adorar</w:t>
-        </w:r>
-      </w:hyperlink>
+      <w:r>
+        <w:rPr>
+          <w:lang w:val="es_ES" w:bidi="es_ES"/>
+        </w:rPr>
+        <w:t>adorar</w:t>
+      </w:r>
       <w:r>
         <w:rPr>
           <w:lang w:val="es_ES" w:bidi="es_ES"/>
@@ -698,18 +659,12 @@
         </w:rPr>
         <w:t xml:space="preserve">La enfermedad en sí probablemente no era contagiosa, pero la enfermedad era un recordatorio para las personas de cómo se propaga el </w:t>
       </w:r>
-      <w:hyperlink r:id="rId18">
-        <w:r>
-          <w:rPr>
-            <w:lang w:val="es_ES" w:bidi="es_ES"/>
-          </w:rPr>
-          <w:rPr>
-            <w:color w:val="0000EE"/>
-            <w:u w:val="single"/>
-          </w:rPr>
-          <w:t>pecado</w:t>
-        </w:r>
-      </w:hyperlink>
+      <w:r>
+        <w:rPr>
+          <w:lang w:val="es_ES" w:bidi="es_ES"/>
+        </w:rPr>
+        <w:t>pecado</w:t>
+      </w:r>
       <w:r>
         <w:rPr>
           <w:lang w:val="es_ES" w:bidi="es_ES"/>
@@ -744,54 +699,36 @@
         </w:rPr>
         <w:t xml:space="preserve">Cada vez que alguien notaba una mancha extraña en su cuerpo, tenía que ir con el </w:t>
       </w:r>
-      <w:hyperlink r:id="rId19">
-        <w:r>
-          <w:rPr>
-            <w:lang w:val="es_ES" w:bidi="es_ES"/>
-          </w:rPr>
-          <w:rPr>
-            <w:color w:val="0000EE"/>
-            <w:u w:val="single"/>
-          </w:rPr>
-          <w:t>sacerdote</w:t>
-        </w:r>
-      </w:hyperlink>
+      <w:r>
+        <w:rPr>
+          <w:lang w:val="es_ES" w:bidi="es_ES"/>
+        </w:rPr>
+        <w:t>sacerdote</w:t>
+      </w:r>
       <w:r>
         <w:rPr>
           <w:lang w:val="es_ES" w:bidi="es_ES"/>
         </w:rPr>
         <w:t xml:space="preserve">. Los sacerdotes eran personas que trabajaban en el </w:t>
       </w:r>
-      <w:hyperlink r:id="rId20">
-        <w:r>
-          <w:rPr>
-            <w:lang w:val="es_ES" w:bidi="es_ES"/>
-          </w:rPr>
-          <w:rPr>
-            <w:color w:val="0000EE"/>
-            <w:u w:val="single"/>
-          </w:rPr>
-          <w:t>templo</w:t>
-        </w:r>
-      </w:hyperlink>
+      <w:r>
+        <w:rPr>
+          <w:lang w:val="es_ES" w:bidi="es_ES"/>
+        </w:rPr>
+        <w:t>templo</w:t>
+      </w:r>
       <w:r>
         <w:rPr>
           <w:lang w:val="es_ES" w:bidi="es_ES"/>
         </w:rPr>
         <w:t xml:space="preserve"> de Dios. Los sacerdotes estaban a cargo de asegurarse de que las personas estuvieran ritualisticamente limpias: Los sacerdotes realizaban los rituales que hacían a las personas aptas para adorar a Dios. Y por lo tanto, los sacerdotes tenían que decidir si una persona con una mancha en su cuerpo estaba limpia o no. Dios había dado instrucciones en su </w:t>
       </w:r>
-      <w:hyperlink r:id="rId21">
-        <w:r>
-          <w:rPr>
-            <w:lang w:val="es_ES" w:bidi="es_ES"/>
-          </w:rPr>
-          <w:rPr>
-            <w:color w:val="0000EE"/>
-            <w:u w:val="single"/>
-          </w:rPr>
-          <w:t>ley</w:t>
-        </w:r>
-      </w:hyperlink>
+      <w:r>
+        <w:rPr>
+          <w:lang w:val="es_ES" w:bidi="es_ES"/>
+        </w:rPr>
+        <w:t>ley</w:t>
+      </w:r>
       <w:r>
         <w:rPr>
           <w:lang w:val="es_ES" w:bidi="es_ES"/>
@@ -846,18 +783,12 @@
         </w:rPr>
         <w:t xml:space="preserve">Los levitas son personas que pertenecen a la tribu de Leví, una de las 12 tribus de </w:t>
       </w:r>
-      <w:hyperlink r:id="rId13">
-        <w:r>
-          <w:rPr>
-            <w:lang w:val="es_ES" w:bidi="es_ES"/>
-          </w:rPr>
-          <w:rPr>
-            <w:color w:val="0000EE"/>
-            <w:u w:val="single"/>
-          </w:rPr>
-          <w:t>Israel</w:t>
-        </w:r>
-      </w:hyperlink>
+      <w:r>
+        <w:rPr>
+          <w:lang w:val="es_ES" w:bidi="es_ES"/>
+        </w:rPr>
+        <w:t>Israel</w:t>
+      </w:r>
       <w:r>
         <w:rPr>
           <w:lang w:val="es_ES" w:bidi="es_ES"/>
@@ -880,7 +811,6 @@
       </w:r>
       <w:r>
         <w:rPr>
-          <w:b/>
           <w:lang w:val="es_ES" w:bidi="es_ES"/>
         </w:rPr>
         <w:t>israelitas</w:t>
@@ -891,18 +821,12 @@
         </w:rPr>
         <w:t xml:space="preserve"> fue </w:t>
       </w:r>
-      <w:hyperlink r:id="rId22">
-        <w:r>
-          <w:rPr>
-            <w:lang w:val="es_ES" w:bidi="es_ES"/>
-          </w:rPr>
-          <w:rPr>
-            <w:color w:val="0000EE"/>
-            <w:u w:val="single"/>
-          </w:rPr>
-          <w:t>Abraham</w:t>
-        </w:r>
-      </w:hyperlink>
+      <w:r>
+        <w:rPr>
+          <w:lang w:val="es_ES" w:bidi="es_ES"/>
+        </w:rPr>
+        <w:t>Abraham</w:t>
+      </w:r>
       <w:r>
         <w:rPr>
           <w:lang w:val="es_ES" w:bidi="es_ES"/>
@@ -923,18 +847,12 @@
         </w:rPr>
         <w:t xml:space="preserve">Moisés, a través de quien Dios le dio al </w:t>
       </w:r>
-      <w:hyperlink r:id="rId21">
-        <w:r>
-          <w:rPr>
-            <w:lang w:val="es_ES" w:bidi="es_ES"/>
-          </w:rPr>
-          <w:rPr>
-            <w:color w:val="0000EE"/>
-            <w:u w:val="single"/>
-          </w:rPr>
-          <w:t>pueblo</w:t>
-        </w:r>
-      </w:hyperlink>
+      <w:r>
+        <w:rPr>
+          <w:lang w:val="es_ES" w:bidi="es_ES"/>
+        </w:rPr>
+        <w:t>pueblo</w:t>
+      </w:r>
       <w:r>
         <w:rPr>
           <w:lang w:val="es_ES" w:bidi="es_ES"/>
@@ -943,7 +861,6 @@
       </w:r>
       <w:r>
         <w:rPr>
-          <w:b/>
           <w:lang w:val="es_ES" w:bidi="es_ES"/>
         </w:rPr>
         <w:t>sacerdotes</w:t>
@@ -954,36 +871,24 @@
         </w:rPr>
         <w:t xml:space="preserve">. Los sacerdotes eran personas que trabajaban en el </w:t>
       </w:r>
-      <w:hyperlink r:id="rId20">
-        <w:r>
-          <w:rPr>
-            <w:lang w:val="es_ES" w:bidi="es_ES"/>
-          </w:rPr>
-          <w:rPr>
-            <w:color w:val="0000EE"/>
-            <w:u w:val="single"/>
-          </w:rPr>
-          <w:t>templo</w:t>
-        </w:r>
-      </w:hyperlink>
+      <w:r>
+        <w:rPr>
+          <w:lang w:val="es_ES" w:bidi="es_ES"/>
+        </w:rPr>
+        <w:t>templo</w:t>
+      </w:r>
       <w:r>
         <w:rPr>
           <w:lang w:val="es_ES" w:bidi="es_ES"/>
         </w:rPr>
         <w:t xml:space="preserve"> de Dios en </w:t>
       </w:r>
-      <w:hyperlink r:id="rId23">
-        <w:r>
-          <w:rPr>
-            <w:lang w:val="es_ES" w:bidi="es_ES"/>
-          </w:rPr>
-          <w:rPr>
-            <w:color w:val="0000EE"/>
-            <w:u w:val="single"/>
-          </w:rPr>
-          <w:t>Jerusalén</w:t>
-        </w:r>
-      </w:hyperlink>
+      <w:r>
+        <w:rPr>
+          <w:lang w:val="es_ES" w:bidi="es_ES"/>
+        </w:rPr>
+        <w:t>Jerusalén</w:t>
+      </w:r>
       <w:r>
         <w:rPr>
           <w:lang w:val="es_ES" w:bidi="es_ES"/>
@@ -992,7 +897,6 @@
       </w:r>
       <w:r>
         <w:rPr>
-          <w:b/>
           <w:lang w:val="es_ES" w:bidi="es_ES"/>
         </w:rPr>
         <w:t>adoraba</w:t>
@@ -1005,7 +909,6 @@
       </w:r>
       <w:r>
         <w:rPr>
-          <w:b/>
           <w:lang w:val="es_ES" w:bidi="es_ES"/>
         </w:rPr>
         <w:t>sacrificios</w:t>
